--- a/writing/taxa_interaction_notes.docx
+++ b/writing/taxa_interaction_notes.docx
@@ -1186,7 +1186,7 @@
         <w:pStyle w:val="ListParagraph"/>
         <w:numPr>
           <w:ilvl w:val="1"/>
-          <w:numId w:val="5"/>
+          <w:numId w:val="1"/>
         </w:numPr>
         <w:rPr>
           <w:rFonts w:ascii="Times New Roman" w:hAnsi="Times New Roman" w:cs="Times New Roman"/>
@@ -1306,6 +1306,22 @@
         </w:rPr>
         <w:t xml:space="preserve"> with temperature is associated with increased neopterin. </w:t>
       </w:r>
+      <w:r>
+        <w:rPr>
+          <w:rFonts w:ascii="Times New Roman" w:hAnsi="Times New Roman" w:cs="Times New Roman"/>
+          <w:kern w:val="0"/>
+        </w:rPr>
+        <w:t xml:space="preserve">Some other taxa increase because they may just be opportunist who are able to thrive in these sorts of </w:t>
+      </w:r>
+      <w:proofErr w:type="spellStart"/>
+      <w:r>
+        <w:rPr>
+          <w:rFonts w:ascii="Times New Roman" w:hAnsi="Times New Roman" w:cs="Times New Roman"/>
+          <w:kern w:val="0"/>
+        </w:rPr>
+        <w:t>environemtns</w:t>
+      </w:r>
+      <w:proofErr w:type="spellEnd"/>
     </w:p>
     <w:p>
       <w:pPr>
@@ -1322,21 +1338,19 @@
         <w:rPr>
           <w:rFonts w:ascii="Times New Roman" w:hAnsi="Times New Roman" w:cs="Times New Roman"/>
         </w:rPr>
-        <w:t xml:space="preserve">However in this group we may see some SCFA </w:t>
-      </w:r>
-      <w:proofErr w:type="spellStart"/>
-      <w:r>
-        <w:rPr>
-          <w:rFonts w:ascii="Times New Roman" w:hAnsi="Times New Roman" w:cs="Times New Roman"/>
-        </w:rPr>
-        <w:t>procuders</w:t>
-      </w:r>
-      <w:proofErr w:type="spellEnd"/>
-      <w:r>
-        <w:rPr>
-          <w:rFonts w:ascii="Times New Roman" w:hAnsi="Times New Roman" w:cs="Times New Roman"/>
-        </w:rPr>
-        <w:t xml:space="preserve"> increase because it is a compensatory response the high inflammatory states and meant to bring down inflammation, explaining why a steeper increase in them is associated </w:t>
+        <w:t>However in this group we may see some SCFA pro</w:t>
+      </w:r>
+      <w:r>
+        <w:rPr>
+          <w:rFonts w:ascii="Times New Roman" w:hAnsi="Times New Roman" w:cs="Times New Roman"/>
+        </w:rPr>
+        <w:t>duc</w:t>
+      </w:r>
+      <w:r>
+        <w:rPr>
+          <w:rFonts w:ascii="Times New Roman" w:hAnsi="Times New Roman" w:cs="Times New Roman"/>
+        </w:rPr>
+        <w:t xml:space="preserve">ers increase because it is a compensatory response the high inflammatory states and meant to bring down inflammation, explaining why a steeper increase in them is associated </w:t>
       </w:r>
       <w:proofErr w:type="spellStart"/>
       <w:r>
@@ -1406,6 +1420,182 @@
           <w:kern w:val="0"/>
         </w:rPr>
         <w:t xml:space="preserve"> – butyrate producer </w:t>
+      </w:r>
+    </w:p>
+    <w:p>
+      <w:pPr>
+        <w:rPr>
+          <w:rFonts w:ascii="Times New Roman" w:hAnsi="Times New Roman" w:cs="Times New Roman"/>
+        </w:rPr>
+      </w:pPr>
+    </w:p>
+    <w:p>
+      <w:pPr>
+        <w:rPr>
+          <w:rFonts w:ascii="Times New Roman" w:hAnsi="Times New Roman" w:cs="Times New Roman"/>
+          <w:b/>
+          <w:bCs/>
+        </w:rPr>
+      </w:pPr>
+      <w:r>
+        <w:rPr>
+          <w:rFonts w:ascii="Times New Roman" w:hAnsi="Times New Roman" w:cs="Times New Roman"/>
+          <w:b/>
+          <w:bCs/>
+        </w:rPr>
+        <w:t>Combine path and taxa info</w:t>
+      </w:r>
+      <w:r>
+        <w:rPr>
+          <w:rFonts w:ascii="Times New Roman" w:hAnsi="Times New Roman" w:cs="Times New Roman"/>
+          <w:b/>
+          <w:bCs/>
+        </w:rPr>
+        <w:t>:</w:t>
+      </w:r>
+    </w:p>
+    <w:p>
+      <w:pPr>
+        <w:rPr>
+          <w:rFonts w:ascii="Times New Roman" w:hAnsi="Times New Roman" w:cs="Times New Roman"/>
+        </w:rPr>
+      </w:pPr>
+      <w:r>
+        <w:rPr>
+          <w:rFonts w:ascii="Times New Roman" w:hAnsi="Times New Roman" w:cs="Times New Roman"/>
+          <w:b/>
+          <w:bCs/>
+        </w:rPr>
+        <w:tab/>
+        <w:t>-</w:t>
+      </w:r>
+      <w:r>
+        <w:rPr>
+          <w:rFonts w:ascii="Times New Roman" w:hAnsi="Times New Roman" w:cs="Times New Roman"/>
+        </w:rPr>
+        <w:t>Loss of obligates may result in loss of gut-immune homeostasis through decreased immune tolerance towards microbiome</w:t>
+      </w:r>
+    </w:p>
+    <w:p>
+      <w:pPr>
+        <w:pStyle w:val="ListParagraph"/>
+        <w:numPr>
+          <w:ilvl w:val="0"/>
+          <w:numId w:val="6"/>
+        </w:numPr>
+        <w:rPr>
+          <w:rFonts w:ascii="Times New Roman" w:hAnsi="Times New Roman" w:cs="Times New Roman"/>
+        </w:rPr>
+      </w:pPr>
+      <w:r>
+        <w:rPr>
+          <w:rFonts w:ascii="Times New Roman" w:hAnsi="Times New Roman" w:cs="Times New Roman"/>
+        </w:rPr>
+        <w:t xml:space="preserve">Taxa evidence: See a steeper decrease in obligates </w:t>
+      </w:r>
+      <w:r>
+        <w:rPr>
+          <w:rFonts w:ascii="Times New Roman" w:hAnsi="Times New Roman" w:cs="Times New Roman"/>
+          <w:kern w:val="0"/>
+        </w:rPr>
+        <w:t>Parabacteroides</w:t>
+      </w:r>
+      <w:r>
+        <w:rPr>
+          <w:rFonts w:ascii="Times New Roman" w:hAnsi="Times New Roman" w:cs="Times New Roman"/>
+          <w:kern w:val="0"/>
+        </w:rPr>
+        <w:t xml:space="preserve"> and </w:t>
+      </w:r>
+      <w:proofErr w:type="spellStart"/>
+      <w:r>
+        <w:rPr>
+          <w:rFonts w:ascii="Times New Roman" w:hAnsi="Times New Roman" w:cs="Times New Roman"/>
+          <w:kern w:val="0"/>
+        </w:rPr>
+        <w:t>Alistipes</w:t>
+      </w:r>
+      <w:proofErr w:type="spellEnd"/>
+      <w:r>
+        <w:rPr>
+          <w:rFonts w:ascii="Times New Roman" w:hAnsi="Times New Roman" w:cs="Times New Roman"/>
+          <w:kern w:val="0"/>
+        </w:rPr>
+        <w:t xml:space="preserve"> at higher neopterin, since these microbes are important immunomodulators, this suggests that when they have a stronger negative response to temperature it may disrupt </w:t>
+      </w:r>
+      <w:proofErr w:type="spellStart"/>
+      <w:r>
+        <w:rPr>
+          <w:rFonts w:ascii="Times New Roman" w:hAnsi="Times New Roman" w:cs="Times New Roman"/>
+          <w:kern w:val="0"/>
+        </w:rPr>
+        <w:t>anit</w:t>
+      </w:r>
+      <w:proofErr w:type="spellEnd"/>
+      <w:r>
+        <w:rPr>
+          <w:rFonts w:ascii="Times New Roman" w:hAnsi="Times New Roman" w:cs="Times New Roman"/>
+          <w:kern w:val="0"/>
+        </w:rPr>
+        <w:t xml:space="preserve">-inflammatory signaling through loss of </w:t>
+      </w:r>
+      <w:proofErr w:type="spellStart"/>
+      <w:r>
+        <w:rPr>
+          <w:rFonts w:ascii="Times New Roman" w:hAnsi="Times New Roman" w:cs="Times New Roman"/>
+          <w:kern w:val="0"/>
+        </w:rPr>
+        <w:t>anti inflammatory</w:t>
+      </w:r>
+      <w:proofErr w:type="spellEnd"/>
+      <w:r>
+        <w:rPr>
+          <w:rFonts w:ascii="Times New Roman" w:hAnsi="Times New Roman" w:cs="Times New Roman"/>
+          <w:kern w:val="0"/>
+        </w:rPr>
+        <w:t xml:space="preserve"> metabolites </w:t>
+      </w:r>
+      <w:r>
+        <w:rPr>
+          <w:rFonts w:ascii="Times New Roman" w:hAnsi="Times New Roman" w:cs="Times New Roman"/>
+          <w:kern w:val="0"/>
+        </w:rPr>
+        <w:lastRenderedPageBreak/>
+        <w:t xml:space="preserve">and result in a </w:t>
+      </w:r>
+      <w:proofErr w:type="spellStart"/>
+      <w:r>
+        <w:rPr>
+          <w:rFonts w:ascii="Times New Roman" w:hAnsi="Times New Roman" w:cs="Times New Roman"/>
+          <w:kern w:val="0"/>
+        </w:rPr>
+        <w:t>lost</w:t>
+      </w:r>
+      <w:proofErr w:type="spellEnd"/>
+      <w:r>
+        <w:rPr>
+          <w:rFonts w:ascii="Times New Roman" w:hAnsi="Times New Roman" w:cs="Times New Roman"/>
+          <w:kern w:val="0"/>
+        </w:rPr>
+        <w:t xml:space="preserve"> of host tolerance towards gut microbiome, hence the higher macrophage activity. </w:t>
+      </w:r>
+    </w:p>
+    <w:p>
+      <w:pPr>
+        <w:pStyle w:val="ListParagraph"/>
+        <w:numPr>
+          <w:ilvl w:val="0"/>
+          <w:numId w:val="6"/>
+        </w:numPr>
+        <w:rPr>
+          <w:rFonts w:ascii="Times New Roman" w:hAnsi="Times New Roman" w:cs="Times New Roman"/>
+        </w:rPr>
+      </w:pPr>
+      <w:r>
+        <w:rPr>
+          <w:rFonts w:ascii="Times New Roman" w:hAnsi="Times New Roman" w:cs="Times New Roman"/>
+        </w:rPr>
+        <w:t>Pathway data suggests that steeper loss of pathways important for anti-inflammatory signaling including MUFA synthesis and amino acid modulators is associated with higher neopterin</w:t>
       </w:r>
     </w:p>
     <w:p>
@@ -1413,7 +1603,7 @@
         <w:pStyle w:val="ListParagraph"/>
         <w:numPr>
           <w:ilvl w:val="1"/>
-          <w:numId w:val="1"/>
+          <w:numId w:val="6"/>
         </w:numPr>
         <w:rPr>
           <w:rFonts w:ascii="Times New Roman" w:hAnsi="Times New Roman" w:cs="Times New Roman"/>
@@ -1422,26 +1612,534 @@
       <w:r>
         <w:rPr>
           <w:rFonts w:ascii="Times New Roman" w:hAnsi="Times New Roman" w:cs="Times New Roman"/>
-          <w:kern w:val="0"/>
-        </w:rPr>
-        <w:t xml:space="preserve">Some other taxa increase because they may just be opportunist who are able to thrive in these sorts of </w:t>
-      </w:r>
-      <w:proofErr w:type="spellStart"/>
-      <w:r>
-        <w:rPr>
-          <w:rFonts w:ascii="Times New Roman" w:hAnsi="Times New Roman" w:cs="Times New Roman"/>
-          <w:kern w:val="0"/>
-        </w:rPr>
-        <w:t>environemtns</w:t>
-      </w:r>
-      <w:proofErr w:type="spellEnd"/>
-    </w:p>
-    <w:p>
-      <w:pPr>
-        <w:rPr>
-          <w:rFonts w:ascii="Times New Roman" w:hAnsi="Times New Roman" w:cs="Times New Roman"/>
-        </w:rPr>
-      </w:pPr>
+        </w:rPr>
+        <w:t xml:space="preserve">Since these have these specific </w:t>
+      </w:r>
+      <w:proofErr w:type="spellStart"/>
+      <w:r>
+        <w:rPr>
+          <w:rFonts w:ascii="Times New Roman" w:hAnsi="Times New Roman" w:cs="Times New Roman"/>
+        </w:rPr>
+        <w:t>antiinflamatory</w:t>
+      </w:r>
+      <w:proofErr w:type="spellEnd"/>
+      <w:r>
+        <w:rPr>
+          <w:rFonts w:ascii="Times New Roman" w:hAnsi="Times New Roman" w:cs="Times New Roman"/>
+        </w:rPr>
+        <w:t xml:space="preserve"> </w:t>
+      </w:r>
+      <w:proofErr w:type="spellStart"/>
+      <w:r>
+        <w:rPr>
+          <w:rFonts w:ascii="Times New Roman" w:hAnsi="Times New Roman" w:cs="Times New Roman"/>
+        </w:rPr>
+        <w:t>effecs</w:t>
+      </w:r>
+      <w:proofErr w:type="spellEnd"/>
+      <w:r>
+        <w:rPr>
+          <w:rFonts w:ascii="Times New Roman" w:hAnsi="Times New Roman" w:cs="Times New Roman"/>
+        </w:rPr>
+        <w:t xml:space="preserve"> (list them) a stronger response to </w:t>
+      </w:r>
+      <w:proofErr w:type="spellStart"/>
+      <w:r>
+        <w:rPr>
+          <w:rFonts w:ascii="Times New Roman" w:hAnsi="Times New Roman" w:cs="Times New Roman"/>
+        </w:rPr>
+        <w:t>temperatue</w:t>
+      </w:r>
+      <w:proofErr w:type="spellEnd"/>
+      <w:r>
+        <w:rPr>
+          <w:rFonts w:ascii="Times New Roman" w:hAnsi="Times New Roman" w:cs="Times New Roman"/>
+        </w:rPr>
+        <w:t xml:space="preserve"> may decrease host tolerance towards the microbiome and result in loss of gut-immune homeostasis</w:t>
+      </w:r>
+    </w:p>
+    <w:p>
+      <w:pPr>
+        <w:pStyle w:val="ListParagraph"/>
+        <w:numPr>
+          <w:ilvl w:val="1"/>
+          <w:numId w:val="6"/>
+        </w:numPr>
+        <w:rPr>
+          <w:rFonts w:ascii="Times New Roman" w:hAnsi="Times New Roman" w:cs="Times New Roman"/>
+        </w:rPr>
+      </w:pPr>
+      <w:r>
+        <w:rPr>
+          <w:rFonts w:ascii="Times New Roman" w:hAnsi="Times New Roman" w:cs="Times New Roman"/>
+        </w:rPr>
+        <w:t xml:space="preserve">Importantly, some of these pathways are usually typical of obligate </w:t>
+      </w:r>
+      <w:r>
+        <w:rPr>
+          <w:rFonts w:ascii="Times New Roman" w:hAnsi="Times New Roman" w:cs="Times New Roman"/>
+        </w:rPr>
+        <w:t>especially oleate biosynthesis, amino acid precursor biosynthesis</w:t>
+      </w:r>
+      <w:r>
+        <w:rPr>
+          <w:rFonts w:ascii="Times New Roman" w:hAnsi="Times New Roman" w:cs="Times New Roman"/>
+        </w:rPr>
+        <w:t xml:space="preserve"> further supporting that loss of obligates at high temps may decrease host immune tolerance</w:t>
+      </w:r>
+    </w:p>
+    <w:p>
+      <w:pPr>
+        <w:pStyle w:val="ListParagraph"/>
+        <w:numPr>
+          <w:ilvl w:val="0"/>
+          <w:numId w:val="6"/>
+        </w:numPr>
+        <w:rPr>
+          <w:rFonts w:ascii="Times New Roman" w:hAnsi="Times New Roman" w:cs="Times New Roman"/>
+        </w:rPr>
+      </w:pPr>
+      <w:r>
+        <w:rPr>
+          <w:rFonts w:ascii="Times New Roman" w:hAnsi="Times New Roman" w:cs="Times New Roman"/>
+        </w:rPr>
+        <w:t xml:space="preserve">Overall supports the physiological cascade that loss of import obligates at high temps may have immune </w:t>
+      </w:r>
+      <w:proofErr w:type="spellStart"/>
+      <w:r>
+        <w:rPr>
+          <w:rFonts w:ascii="Times New Roman" w:hAnsi="Times New Roman" w:cs="Times New Roman"/>
+        </w:rPr>
+        <w:t>conzequences</w:t>
+      </w:r>
+      <w:proofErr w:type="spellEnd"/>
+      <w:r>
+        <w:rPr>
+          <w:rFonts w:ascii="Times New Roman" w:hAnsi="Times New Roman" w:cs="Times New Roman"/>
+        </w:rPr>
+        <w:t xml:space="preserve"> and since this is associated with high </w:t>
+      </w:r>
+      <w:proofErr w:type="spellStart"/>
+      <w:r>
+        <w:rPr>
+          <w:rFonts w:ascii="Times New Roman" w:hAnsi="Times New Roman" w:cs="Times New Roman"/>
+        </w:rPr>
+        <w:t>neotperin</w:t>
+      </w:r>
+      <w:proofErr w:type="spellEnd"/>
+      <w:r>
+        <w:rPr>
+          <w:rFonts w:ascii="Times New Roman" w:hAnsi="Times New Roman" w:cs="Times New Roman"/>
+        </w:rPr>
+        <w:t xml:space="preserve"> it suggests increases macrophage activity which suggest loss of host immune tolerance</w:t>
+      </w:r>
+    </w:p>
+    <w:p>
+      <w:pPr>
+        <w:pStyle w:val="ListParagraph"/>
+        <w:numPr>
+          <w:ilvl w:val="0"/>
+          <w:numId w:val="6"/>
+        </w:numPr>
+        <w:rPr>
+          <w:rFonts w:ascii="Times New Roman" w:hAnsi="Times New Roman" w:cs="Times New Roman"/>
+        </w:rPr>
+      </w:pPr>
+      <w:r>
+        <w:rPr>
+          <w:rFonts w:ascii="Times New Roman" w:hAnsi="Times New Roman" w:cs="Times New Roman"/>
+        </w:rPr>
+        <w:t xml:space="preserve">-Offers evidence that </w:t>
+      </w:r>
+      <w:proofErr w:type="spellStart"/>
+      <w:r>
+        <w:rPr>
+          <w:rFonts w:ascii="Times New Roman" w:hAnsi="Times New Roman" w:cs="Times New Roman"/>
+        </w:rPr>
+        <w:t>taxanomic</w:t>
+      </w:r>
+      <w:proofErr w:type="spellEnd"/>
+      <w:r>
+        <w:rPr>
+          <w:rFonts w:ascii="Times New Roman" w:hAnsi="Times New Roman" w:cs="Times New Roman"/>
+        </w:rPr>
+        <w:t xml:space="preserve"> shifts related to temperature are directly implicated in changes in immune activation.  </w:t>
+      </w:r>
+    </w:p>
+    <w:p>
+      <w:pPr>
+        <w:rPr>
+          <w:rFonts w:ascii="Times New Roman" w:hAnsi="Times New Roman" w:cs="Times New Roman"/>
+        </w:rPr>
+      </w:pPr>
+      <w:r>
+        <w:rPr>
+          <w:rFonts w:ascii="Times New Roman" w:hAnsi="Times New Roman" w:cs="Times New Roman"/>
+        </w:rPr>
+        <w:t xml:space="preserve">- High immune activation coupled with high temperature likely makes </w:t>
+      </w:r>
+      <w:r>
+        <w:rPr>
+          <w:rFonts w:ascii="Times New Roman" w:hAnsi="Times New Roman" w:cs="Times New Roman"/>
+        </w:rPr>
+        <w:t>it extra</w:t>
+      </w:r>
+      <w:r>
+        <w:rPr>
+          <w:rFonts w:ascii="Times New Roman" w:hAnsi="Times New Roman" w:cs="Times New Roman"/>
+        </w:rPr>
+        <w:t xml:space="preserve"> hard for obligates to persist</w:t>
+      </w:r>
+      <w:r>
+        <w:rPr>
+          <w:rFonts w:ascii="Times New Roman" w:hAnsi="Times New Roman" w:cs="Times New Roman"/>
+        </w:rPr>
+        <w:t xml:space="preserve"> under both of these conditions</w:t>
+      </w:r>
+    </w:p>
+    <w:p>
+      <w:pPr>
+        <w:pStyle w:val="ListParagraph"/>
+        <w:numPr>
+          <w:ilvl w:val="0"/>
+          <w:numId w:val="9"/>
+        </w:numPr>
+        <w:rPr>
+          <w:rFonts w:ascii="Times New Roman" w:hAnsi="Times New Roman" w:cs="Times New Roman"/>
+        </w:rPr>
+      </w:pPr>
+      <w:r>
+        <w:rPr>
+          <w:rFonts w:ascii="Times New Roman" w:hAnsi="Times New Roman" w:cs="Times New Roman"/>
+        </w:rPr>
+        <w:t>Stronger decrease in taxa from phyla that are usually associated with obligates suggests that the combination of high immune activation and temperatures create conditions that they cannot sustain</w:t>
+      </w:r>
+    </w:p>
+    <w:p>
+      <w:pPr>
+        <w:pStyle w:val="ListParagraph"/>
+        <w:numPr>
+          <w:ilvl w:val="0"/>
+          <w:numId w:val="9"/>
+        </w:numPr>
+        <w:rPr>
+          <w:rFonts w:ascii="Times New Roman" w:hAnsi="Times New Roman" w:cs="Times New Roman"/>
+        </w:rPr>
+      </w:pPr>
+      <w:r>
+        <w:rPr>
+          <w:rFonts w:ascii="Times New Roman" w:hAnsi="Times New Roman" w:cs="Times New Roman"/>
+        </w:rPr>
+        <w:t xml:space="preserve">Also see a loss of some pathways associated with </w:t>
+      </w:r>
+      <w:proofErr w:type="spellStart"/>
+      <w:r>
+        <w:rPr>
+          <w:rFonts w:ascii="Times New Roman" w:hAnsi="Times New Roman" w:cs="Times New Roman"/>
+        </w:rPr>
+        <w:t>with</w:t>
+      </w:r>
+      <w:proofErr w:type="spellEnd"/>
+      <w:r>
+        <w:rPr>
+          <w:rFonts w:ascii="Times New Roman" w:hAnsi="Times New Roman" w:cs="Times New Roman"/>
+        </w:rPr>
+        <w:t xml:space="preserve"> fermentative typical of obligates, more evidence of decrease obligates</w:t>
+      </w:r>
+    </w:p>
+    <w:p>
+      <w:pPr>
+        <w:rPr>
+          <w:rFonts w:ascii="Times New Roman" w:hAnsi="Times New Roman" w:cs="Times New Roman"/>
+        </w:rPr>
+      </w:pPr>
+      <w:r>
+        <w:rPr>
+          <w:rFonts w:ascii="Times New Roman" w:hAnsi="Times New Roman" w:cs="Times New Roman"/>
+        </w:rPr>
+        <w:t xml:space="preserve">- Loss of obligates allows for the maintenance or increase in </w:t>
+      </w:r>
+      <w:proofErr w:type="spellStart"/>
+      <w:r>
+        <w:rPr>
+          <w:rFonts w:ascii="Times New Roman" w:hAnsi="Times New Roman" w:cs="Times New Roman"/>
+        </w:rPr>
+        <w:t>falcutative</w:t>
+      </w:r>
+      <w:proofErr w:type="spellEnd"/>
+      <w:r>
+        <w:rPr>
+          <w:rFonts w:ascii="Times New Roman" w:hAnsi="Times New Roman" w:cs="Times New Roman"/>
+        </w:rPr>
+        <w:t xml:space="preserve"> taxa because they show signs of being able to adapt to these conditions</w:t>
+      </w:r>
+    </w:p>
+    <w:p>
+      <w:pPr>
+        <w:pStyle w:val="ListParagraph"/>
+        <w:numPr>
+          <w:ilvl w:val="0"/>
+          <w:numId w:val="10"/>
+        </w:numPr>
+        <w:rPr>
+          <w:rFonts w:ascii="Times New Roman" w:hAnsi="Times New Roman" w:cs="Times New Roman"/>
+        </w:rPr>
+      </w:pPr>
+      <w:r>
+        <w:rPr>
+          <w:rFonts w:ascii="Times New Roman" w:hAnsi="Times New Roman" w:cs="Times New Roman"/>
+        </w:rPr>
+        <w:t xml:space="preserve">See an increase in facultative taxa including taxa that are known to persist under high inflammation because </w:t>
+      </w:r>
+      <w:proofErr w:type="spellStart"/>
+      <w:r>
+        <w:rPr>
+          <w:rFonts w:ascii="Times New Roman" w:hAnsi="Times New Roman" w:cs="Times New Roman"/>
+        </w:rPr>
+        <w:t>threy</w:t>
+      </w:r>
+      <w:proofErr w:type="spellEnd"/>
+      <w:r>
+        <w:rPr>
+          <w:rFonts w:ascii="Times New Roman" w:hAnsi="Times New Roman" w:cs="Times New Roman"/>
+        </w:rPr>
+        <w:t xml:space="preserve"> are associated with inflammatory disease </w:t>
+      </w:r>
+      <w:proofErr w:type="spellStart"/>
+      <w:r>
+        <w:rPr>
+          <w:rFonts w:ascii="Times New Roman" w:hAnsi="Times New Roman" w:cs="Times New Roman"/>
+        </w:rPr>
+        <w:t>staes</w:t>
+      </w:r>
+      <w:proofErr w:type="spellEnd"/>
+      <w:r>
+        <w:rPr>
+          <w:rFonts w:ascii="Times New Roman" w:hAnsi="Times New Roman" w:cs="Times New Roman"/>
+        </w:rPr>
+        <w:t xml:space="preserve"> including </w:t>
+      </w:r>
+      <w:proofErr w:type="spellStart"/>
+      <w:r>
+        <w:rPr>
+          <w:rFonts w:ascii="Times New Roman" w:hAnsi="Times New Roman" w:cs="Times New Roman"/>
+          <w:kern w:val="0"/>
+        </w:rPr>
+        <w:t>Helicobacteraceae</w:t>
+      </w:r>
+      <w:proofErr w:type="spellEnd"/>
+      <w:r>
+        <w:rPr>
+          <w:rFonts w:ascii="Times New Roman" w:hAnsi="Times New Roman" w:cs="Times New Roman"/>
+          <w:kern w:val="0"/>
+        </w:rPr>
+        <w:t xml:space="preserve"> and </w:t>
+      </w:r>
+      <w:proofErr w:type="spellStart"/>
+      <w:r>
+        <w:rPr>
+          <w:rFonts w:ascii="Times New Roman" w:hAnsi="Times New Roman" w:cs="Times New Roman"/>
+          <w:kern w:val="0"/>
+        </w:rPr>
+        <w:t>Erysipelotrichaceae</w:t>
+      </w:r>
+      <w:proofErr w:type="spellEnd"/>
+    </w:p>
+    <w:p>
+      <w:pPr>
+        <w:pStyle w:val="ListParagraph"/>
+        <w:numPr>
+          <w:ilvl w:val="0"/>
+          <w:numId w:val="10"/>
+        </w:numPr>
+        <w:rPr>
+          <w:rFonts w:ascii="Times New Roman" w:hAnsi="Times New Roman" w:cs="Times New Roman"/>
+        </w:rPr>
+      </w:pPr>
+      <w:r>
+        <w:rPr>
+          <w:rFonts w:ascii="Times New Roman" w:hAnsi="Times New Roman" w:cs="Times New Roman"/>
+          <w:kern w:val="0"/>
+        </w:rPr>
+        <w:t xml:space="preserve">Also see an increase in </w:t>
+      </w:r>
+      <w:proofErr w:type="spellStart"/>
+      <w:r>
+        <w:rPr>
+          <w:rFonts w:ascii="Times New Roman" w:hAnsi="Times New Roman" w:cs="Times New Roman"/>
+          <w:kern w:val="0"/>
+        </w:rPr>
+        <w:t>patheays</w:t>
+      </w:r>
+      <w:proofErr w:type="spellEnd"/>
+      <w:r>
+        <w:rPr>
+          <w:rFonts w:ascii="Times New Roman" w:hAnsi="Times New Roman" w:cs="Times New Roman"/>
+          <w:kern w:val="0"/>
+        </w:rPr>
+        <w:t xml:space="preserve"> typical of </w:t>
+      </w:r>
+      <w:proofErr w:type="spellStart"/>
+      <w:r>
+        <w:rPr>
+          <w:rFonts w:ascii="Times New Roman" w:hAnsi="Times New Roman" w:cs="Times New Roman"/>
+          <w:kern w:val="0"/>
+        </w:rPr>
+        <w:t>falcutiative</w:t>
+      </w:r>
+      <w:proofErr w:type="spellEnd"/>
+      <w:r>
+        <w:rPr>
+          <w:rFonts w:ascii="Times New Roman" w:hAnsi="Times New Roman" w:cs="Times New Roman"/>
+          <w:kern w:val="0"/>
+        </w:rPr>
+        <w:t xml:space="preserve"> </w:t>
+      </w:r>
+      <w:proofErr w:type="spellStart"/>
+      <w:r>
+        <w:rPr>
+          <w:rFonts w:ascii="Times New Roman" w:hAnsi="Times New Roman" w:cs="Times New Roman"/>
+          <w:kern w:val="0"/>
+        </w:rPr>
+        <w:t>anerobes</w:t>
+      </w:r>
+      <w:proofErr w:type="spellEnd"/>
+      <w:r>
+        <w:rPr>
+          <w:rFonts w:ascii="Times New Roman" w:hAnsi="Times New Roman" w:cs="Times New Roman"/>
+          <w:kern w:val="0"/>
+        </w:rPr>
+        <w:t xml:space="preserve"> that suggests a shift in gut composition towards </w:t>
+      </w:r>
+      <w:proofErr w:type="spellStart"/>
+      <w:r>
+        <w:rPr>
+          <w:rFonts w:ascii="Times New Roman" w:hAnsi="Times New Roman" w:cs="Times New Roman"/>
+          <w:kern w:val="0"/>
+        </w:rPr>
+        <w:t>falcutive</w:t>
+      </w:r>
+      <w:proofErr w:type="spellEnd"/>
+      <w:r>
+        <w:rPr>
+          <w:rFonts w:ascii="Times New Roman" w:hAnsi="Times New Roman" w:cs="Times New Roman"/>
+          <w:kern w:val="0"/>
+        </w:rPr>
+        <w:t xml:space="preserve"> </w:t>
+      </w:r>
+      <w:proofErr w:type="spellStart"/>
+      <w:r>
+        <w:rPr>
+          <w:rFonts w:ascii="Times New Roman" w:hAnsi="Times New Roman" w:cs="Times New Roman"/>
+          <w:kern w:val="0"/>
+        </w:rPr>
+        <w:t>anerobes</w:t>
+      </w:r>
+      <w:proofErr w:type="spellEnd"/>
+      <w:r>
+        <w:rPr>
+          <w:rFonts w:ascii="Times New Roman" w:hAnsi="Times New Roman" w:cs="Times New Roman"/>
+          <w:kern w:val="0"/>
+        </w:rPr>
+        <w:t xml:space="preserve"> and away from obligates at high </w:t>
+      </w:r>
+      <w:proofErr w:type="spellStart"/>
+      <w:r>
+        <w:rPr>
+          <w:rFonts w:ascii="Times New Roman" w:hAnsi="Times New Roman" w:cs="Times New Roman"/>
+          <w:kern w:val="0"/>
+        </w:rPr>
+        <w:t>temperautres</w:t>
+      </w:r>
+      <w:proofErr w:type="spellEnd"/>
+      <w:r>
+        <w:rPr>
+          <w:rFonts w:ascii="Times New Roman" w:hAnsi="Times New Roman" w:cs="Times New Roman"/>
+          <w:kern w:val="0"/>
+        </w:rPr>
+        <w:t xml:space="preserve"> couples with high immunity </w:t>
+      </w:r>
+    </w:p>
+    <w:p>
+      <w:pPr>
+        <w:pStyle w:val="ListParagraph"/>
+        <w:numPr>
+          <w:ilvl w:val="0"/>
+          <w:numId w:val="12"/>
+        </w:numPr>
+        <w:rPr>
+          <w:rFonts w:ascii="Times New Roman" w:hAnsi="Times New Roman" w:cs="Times New Roman"/>
+        </w:rPr>
+      </w:pPr>
+      <w:r>
+        <w:rPr>
+          <w:rFonts w:ascii="Times New Roman" w:hAnsi="Times New Roman" w:cs="Times New Roman"/>
+        </w:rPr>
+        <w:t xml:space="preserve">More evidence that the combination of high </w:t>
+      </w:r>
+      <w:proofErr w:type="spellStart"/>
+      <w:r>
+        <w:rPr>
+          <w:rFonts w:ascii="Times New Roman" w:hAnsi="Times New Roman" w:cs="Times New Roman"/>
+        </w:rPr>
+        <w:t>tempes</w:t>
+      </w:r>
+      <w:proofErr w:type="spellEnd"/>
+      <w:r>
+        <w:rPr>
+          <w:rFonts w:ascii="Times New Roman" w:hAnsi="Times New Roman" w:cs="Times New Roman"/>
+        </w:rPr>
+        <w:t xml:space="preserve"> and immune activation </w:t>
+      </w:r>
+    </w:p>
+    <w:p>
+      <w:pPr>
+        <w:ind w:left="1080"/>
+        <w:rPr>
+          <w:rFonts w:ascii="Times New Roman" w:hAnsi="Times New Roman" w:cs="Times New Roman"/>
+        </w:rPr>
+      </w:pPr>
+    </w:p>
+    <w:p>
+      <w:pPr>
+        <w:ind w:left="1080"/>
+        <w:rPr>
+          <w:rFonts w:ascii="Times New Roman" w:hAnsi="Times New Roman" w:cs="Times New Roman"/>
+        </w:rPr>
+      </w:pPr>
+    </w:p>
+    <w:p>
+      <w:pPr>
+        <w:pStyle w:val="ListParagraph"/>
+        <w:numPr>
+          <w:ilvl w:val="0"/>
+          <w:numId w:val="10"/>
+        </w:numPr>
+        <w:rPr>
+          <w:rFonts w:ascii="Times New Roman" w:hAnsi="Times New Roman" w:cs="Times New Roman"/>
+        </w:rPr>
+      </w:pPr>
+      <w:r>
+        <w:rPr>
+          <w:rFonts w:ascii="Times New Roman" w:hAnsi="Times New Roman" w:cs="Times New Roman"/>
+          <w:kern w:val="0"/>
+        </w:rPr>
+        <w:lastRenderedPageBreak/>
+        <w:t xml:space="preserve">More evidence that the combination of heat and </w:t>
+      </w:r>
+    </w:p>
+    <w:p>
+      <w:pPr>
+        <w:rPr>
+          <w:rFonts w:ascii="Times New Roman" w:hAnsi="Times New Roman" w:cs="Times New Roman"/>
+        </w:rPr>
+      </w:pPr>
+      <w:r>
+        <w:rPr>
+          <w:rFonts w:ascii="Times New Roman" w:hAnsi="Times New Roman" w:cs="Times New Roman"/>
+        </w:rPr>
+        <w:t xml:space="preserve"> </w:t>
+      </w:r>
     </w:p>
     <w:sectPr>
       <w:pgSz w:w="12240" w:h="15840"/>
@@ -1456,6 +2154,232 @@
 <file path=word/numbering.xml><?xml version="1.0" encoding="utf-8"?>
 <w:numbering xmlns:wpc="http://schemas.microsoft.com/office/word/2010/wordprocessingCanvas" xmlns:cx="http://schemas.microsoft.com/office/drawing/2014/chartex" xmlns:cx1="http://schemas.microsoft.com/office/drawing/2015/9/8/chartex" xmlns:cx2="http://schemas.microsoft.com/office/drawing/2015/10/21/chartex" xmlns:cx3="http://schemas.microsoft.com/office/drawing/2016/5/9/chartex" xmlns:cx4="http://schemas.microsoft.com/office/drawing/2016/5/10/chartex" xmlns:cx5="http://schemas.microsoft.com/office/drawing/2016/5/11/chartex" xmlns:cx6="http://schemas.microsoft.com/office/drawing/2016/5/12/chartex" xmlns:cx7="http://schemas.microsoft.com/office/drawing/2016/5/13/chartex" xmlns:cx8="http://schemas.microsoft.com/office/drawing/2016/5/14/chartex" xmlns:mc="http://schemas.openxmlformats.org/markup-compatibility/2006" xmlns:aink="http://schemas.microsoft.com/office/drawing/2016/ink" xmlns:am3d="http://schemas.microsoft.com/office/drawing/2017/model3d" xmlns:o="urn:schemas-microsoft-com:office:office" xmlns:oel="http://schemas.microsoft.com/office/2019/extlst" xmlns:r="http://schemas.openxmlformats.org/officeDocument/2006/relationships" xmlns:m="http://schemas.openxmlformats.org/officeDocument/2006/math" xmlns:v="urn:schemas-microsoft-com:vml" xmlns:wp14="http://schemas.microsoft.com/office/word/2010/wordprocessingDrawing" xmlns:wp="http://schemas.openxmlformats.org/drawingml/2006/wordprocessingDrawing" xmlns:w10="urn:schemas-microsoft-com:office:word" xmlns:w="http://schemas.openxmlformats.org/wordprocessingml/2006/main" xmlns:w14="http://schemas.microsoft.com/office/word/2010/wordml" xmlns:w15="http://schemas.microsoft.com/office/word/2012/wordml" xmlns:w16cex="http://schemas.microsoft.com/office/word/2018/wordml/cex" xmlns:w16cid="http://schemas.microsoft.com/office/word/2016/wordml/cid" xmlns:w16="http://schemas.microsoft.com/office/word/2018/wordml" xmlns:w16du="http://schemas.microsoft.com/office/word/2023/wordml/word16du" xmlns:w16sdtdh="http://schemas.microsoft.com/office/word/2020/wordml/sdtdatahash" xmlns:w16sdtfl="http://schemas.microsoft.com/office/word/2024/wordml/sdtformatlock" xmlns:w16se="http://schemas.microsoft.com/office/word/2015/wordml/symex" xmlns:wpg="http://schemas.microsoft.com/office/word/2010/wordprocessingGroup" xmlns:wpi="http://schemas.microsoft.com/office/word/2010/wordprocessingInk" xmlns:wne="http://schemas.microsoft.com/office/word/2006/wordml" xmlns:wps="http://schemas.microsoft.com/office/word/2010/wordprocessingShape" mc:Ignorable="w14 w15 w16se w16cid w16 w16cex w16sdtdh w16sdtfl w16du wp14">
   <w:abstractNum w:abstractNumId="0" w15:restartNumberingAfterBreak="0">
+    <w:nsid w:val="0B112D42"/>
+    <w:multiLevelType w:val="hybridMultilevel"/>
+    <w:tmpl w:val="D55E1EEE"/>
+    <w:lvl w:ilvl="0" w:tplc="04090001">
+      <w:start w:val="1"/>
+      <w:numFmt w:val="bullet"/>
+      <w:lvlText w:val=""/>
+      <w:lvlJc w:val="left"/>
+      <w:pPr>
+        <w:ind w:left="1440" w:hanging="360"/>
+      </w:pPr>
+      <w:rPr>
+        <w:rFonts w:ascii="Symbol" w:hAnsi="Symbol" w:hint="default"/>
+      </w:rPr>
+    </w:lvl>
+    <w:lvl w:ilvl="1" w:tplc="04090003" w:tentative="1">
+      <w:start w:val="1"/>
+      <w:numFmt w:val="bullet"/>
+      <w:lvlText w:val="o"/>
+      <w:lvlJc w:val="left"/>
+      <w:pPr>
+        <w:ind w:left="2160" w:hanging="360"/>
+      </w:pPr>
+      <w:rPr>
+        <w:rFonts w:ascii="Courier New" w:hAnsi="Courier New" w:cs="Courier New" w:hint="default"/>
+      </w:rPr>
+    </w:lvl>
+    <w:lvl w:ilvl="2" w:tplc="04090005" w:tentative="1">
+      <w:start w:val="1"/>
+      <w:numFmt w:val="bullet"/>
+      <w:lvlText w:val=""/>
+      <w:lvlJc w:val="left"/>
+      <w:pPr>
+        <w:ind w:left="2880" w:hanging="360"/>
+      </w:pPr>
+      <w:rPr>
+        <w:rFonts w:ascii="Wingdings" w:hAnsi="Wingdings" w:hint="default"/>
+      </w:rPr>
+    </w:lvl>
+    <w:lvl w:ilvl="3" w:tplc="04090001" w:tentative="1">
+      <w:start w:val="1"/>
+      <w:numFmt w:val="bullet"/>
+      <w:lvlText w:val=""/>
+      <w:lvlJc w:val="left"/>
+      <w:pPr>
+        <w:ind w:left="3600" w:hanging="360"/>
+      </w:pPr>
+      <w:rPr>
+        <w:rFonts w:ascii="Symbol" w:hAnsi="Symbol" w:hint="default"/>
+      </w:rPr>
+    </w:lvl>
+    <w:lvl w:ilvl="4" w:tplc="04090003" w:tentative="1">
+      <w:start w:val="1"/>
+      <w:numFmt w:val="bullet"/>
+      <w:lvlText w:val="o"/>
+      <w:lvlJc w:val="left"/>
+      <w:pPr>
+        <w:ind w:left="4320" w:hanging="360"/>
+      </w:pPr>
+      <w:rPr>
+        <w:rFonts w:ascii="Courier New" w:hAnsi="Courier New" w:cs="Courier New" w:hint="default"/>
+      </w:rPr>
+    </w:lvl>
+    <w:lvl w:ilvl="5" w:tplc="04090005" w:tentative="1">
+      <w:start w:val="1"/>
+      <w:numFmt w:val="bullet"/>
+      <w:lvlText w:val=""/>
+      <w:lvlJc w:val="left"/>
+      <w:pPr>
+        <w:ind w:left="5040" w:hanging="360"/>
+      </w:pPr>
+      <w:rPr>
+        <w:rFonts w:ascii="Wingdings" w:hAnsi="Wingdings" w:hint="default"/>
+      </w:rPr>
+    </w:lvl>
+    <w:lvl w:ilvl="6" w:tplc="04090001" w:tentative="1">
+      <w:start w:val="1"/>
+      <w:numFmt w:val="bullet"/>
+      <w:lvlText w:val=""/>
+      <w:lvlJc w:val="left"/>
+      <w:pPr>
+        <w:ind w:left="5760" w:hanging="360"/>
+      </w:pPr>
+      <w:rPr>
+        <w:rFonts w:ascii="Symbol" w:hAnsi="Symbol" w:hint="default"/>
+      </w:rPr>
+    </w:lvl>
+    <w:lvl w:ilvl="7" w:tplc="04090003" w:tentative="1">
+      <w:start w:val="1"/>
+      <w:numFmt w:val="bullet"/>
+      <w:lvlText w:val="o"/>
+      <w:lvlJc w:val="left"/>
+      <w:pPr>
+        <w:ind w:left="6480" w:hanging="360"/>
+      </w:pPr>
+      <w:rPr>
+        <w:rFonts w:ascii="Courier New" w:hAnsi="Courier New" w:cs="Courier New" w:hint="default"/>
+      </w:rPr>
+    </w:lvl>
+    <w:lvl w:ilvl="8" w:tplc="04090005" w:tentative="1">
+      <w:start w:val="1"/>
+      <w:numFmt w:val="bullet"/>
+      <w:lvlText w:val=""/>
+      <w:lvlJc w:val="left"/>
+      <w:pPr>
+        <w:ind w:left="7200" w:hanging="360"/>
+      </w:pPr>
+      <w:rPr>
+        <w:rFonts w:ascii="Wingdings" w:hAnsi="Wingdings" w:hint="default"/>
+      </w:rPr>
+    </w:lvl>
+  </w:abstractNum>
+  <w:abstractNum w:abstractNumId="1" w15:restartNumberingAfterBreak="0">
+    <w:nsid w:val="189B26F9"/>
+    <w:multiLevelType w:val="hybridMultilevel"/>
+    <w:tmpl w:val="D062F522"/>
+    <w:lvl w:ilvl="0" w:tplc="04090001">
+      <w:start w:val="1"/>
+      <w:numFmt w:val="bullet"/>
+      <w:lvlText w:val=""/>
+      <w:lvlJc w:val="left"/>
+      <w:pPr>
+        <w:ind w:left="1800" w:hanging="360"/>
+      </w:pPr>
+      <w:rPr>
+        <w:rFonts w:ascii="Symbol" w:hAnsi="Symbol" w:hint="default"/>
+      </w:rPr>
+    </w:lvl>
+    <w:lvl w:ilvl="1" w:tplc="04090003" w:tentative="1">
+      <w:start w:val="1"/>
+      <w:numFmt w:val="bullet"/>
+      <w:lvlText w:val="o"/>
+      <w:lvlJc w:val="left"/>
+      <w:pPr>
+        <w:ind w:left="2520" w:hanging="360"/>
+      </w:pPr>
+      <w:rPr>
+        <w:rFonts w:ascii="Courier New" w:hAnsi="Courier New" w:cs="Courier New" w:hint="default"/>
+      </w:rPr>
+    </w:lvl>
+    <w:lvl w:ilvl="2" w:tplc="04090005" w:tentative="1">
+      <w:start w:val="1"/>
+      <w:numFmt w:val="bullet"/>
+      <w:lvlText w:val=""/>
+      <w:lvlJc w:val="left"/>
+      <w:pPr>
+        <w:ind w:left="3240" w:hanging="360"/>
+      </w:pPr>
+      <w:rPr>
+        <w:rFonts w:ascii="Wingdings" w:hAnsi="Wingdings" w:hint="default"/>
+      </w:rPr>
+    </w:lvl>
+    <w:lvl w:ilvl="3" w:tplc="04090001" w:tentative="1">
+      <w:start w:val="1"/>
+      <w:numFmt w:val="bullet"/>
+      <w:lvlText w:val=""/>
+      <w:lvlJc w:val="left"/>
+      <w:pPr>
+        <w:ind w:left="3960" w:hanging="360"/>
+      </w:pPr>
+      <w:rPr>
+        <w:rFonts w:ascii="Symbol" w:hAnsi="Symbol" w:hint="default"/>
+      </w:rPr>
+    </w:lvl>
+    <w:lvl w:ilvl="4" w:tplc="04090003" w:tentative="1">
+      <w:start w:val="1"/>
+      <w:numFmt w:val="bullet"/>
+      <w:lvlText w:val="o"/>
+      <w:lvlJc w:val="left"/>
+      <w:pPr>
+        <w:ind w:left="4680" w:hanging="360"/>
+      </w:pPr>
+      <w:rPr>
+        <w:rFonts w:ascii="Courier New" w:hAnsi="Courier New" w:cs="Courier New" w:hint="default"/>
+      </w:rPr>
+    </w:lvl>
+    <w:lvl w:ilvl="5" w:tplc="04090005" w:tentative="1">
+      <w:start w:val="1"/>
+      <w:numFmt w:val="bullet"/>
+      <w:lvlText w:val=""/>
+      <w:lvlJc w:val="left"/>
+      <w:pPr>
+        <w:ind w:left="5400" w:hanging="360"/>
+      </w:pPr>
+      <w:rPr>
+        <w:rFonts w:ascii="Wingdings" w:hAnsi="Wingdings" w:hint="default"/>
+      </w:rPr>
+    </w:lvl>
+    <w:lvl w:ilvl="6" w:tplc="04090001" w:tentative="1">
+      <w:start w:val="1"/>
+      <w:numFmt w:val="bullet"/>
+      <w:lvlText w:val=""/>
+      <w:lvlJc w:val="left"/>
+      <w:pPr>
+        <w:ind w:left="6120" w:hanging="360"/>
+      </w:pPr>
+      <w:rPr>
+        <w:rFonts w:ascii="Symbol" w:hAnsi="Symbol" w:hint="default"/>
+      </w:rPr>
+    </w:lvl>
+    <w:lvl w:ilvl="7" w:tplc="04090003" w:tentative="1">
+      <w:start w:val="1"/>
+      <w:numFmt w:val="bullet"/>
+      <w:lvlText w:val="o"/>
+      <w:lvlJc w:val="left"/>
+      <w:pPr>
+        <w:ind w:left="6840" w:hanging="360"/>
+      </w:pPr>
+      <w:rPr>
+        <w:rFonts w:ascii="Courier New" w:hAnsi="Courier New" w:cs="Courier New" w:hint="default"/>
+      </w:rPr>
+    </w:lvl>
+    <w:lvl w:ilvl="8" w:tplc="04090005" w:tentative="1">
+      <w:start w:val="1"/>
+      <w:numFmt w:val="bullet"/>
+      <w:lvlText w:val=""/>
+      <w:lvlJc w:val="left"/>
+      <w:pPr>
+        <w:ind w:left="7560" w:hanging="360"/>
+      </w:pPr>
+      <w:rPr>
+        <w:rFonts w:ascii="Wingdings" w:hAnsi="Wingdings" w:hint="default"/>
+      </w:rPr>
+    </w:lvl>
+  </w:abstractNum>
+  <w:abstractNum w:abstractNumId="2" w15:restartNumberingAfterBreak="0">
     <w:nsid w:val="199E0B4C"/>
     <w:multiLevelType w:val="hybridMultilevel"/>
     <w:tmpl w:val="25465752"/>
@@ -1568,7 +2492,572 @@
       </w:rPr>
     </w:lvl>
   </w:abstractNum>
-  <w:abstractNum w:abstractNumId="1" w15:restartNumberingAfterBreak="0">
+  <w:abstractNum w:abstractNumId="3" w15:restartNumberingAfterBreak="0">
+    <w:nsid w:val="351821D1"/>
+    <w:multiLevelType w:val="hybridMultilevel"/>
+    <w:tmpl w:val="226CFC4A"/>
+    <w:lvl w:ilvl="0" w:tplc="04090001">
+      <w:start w:val="1"/>
+      <w:numFmt w:val="bullet"/>
+      <w:lvlText w:val=""/>
+      <w:lvlJc w:val="left"/>
+      <w:pPr>
+        <w:ind w:left="1440" w:hanging="360"/>
+      </w:pPr>
+      <w:rPr>
+        <w:rFonts w:ascii="Symbol" w:hAnsi="Symbol" w:hint="default"/>
+      </w:rPr>
+    </w:lvl>
+    <w:lvl w:ilvl="1" w:tplc="04090003" w:tentative="1">
+      <w:start w:val="1"/>
+      <w:numFmt w:val="bullet"/>
+      <w:lvlText w:val="o"/>
+      <w:lvlJc w:val="left"/>
+      <w:pPr>
+        <w:ind w:left="2160" w:hanging="360"/>
+      </w:pPr>
+      <w:rPr>
+        <w:rFonts w:ascii="Courier New" w:hAnsi="Courier New" w:cs="Courier New" w:hint="default"/>
+      </w:rPr>
+    </w:lvl>
+    <w:lvl w:ilvl="2" w:tplc="04090005" w:tentative="1">
+      <w:start w:val="1"/>
+      <w:numFmt w:val="bullet"/>
+      <w:lvlText w:val=""/>
+      <w:lvlJc w:val="left"/>
+      <w:pPr>
+        <w:ind w:left="2880" w:hanging="360"/>
+      </w:pPr>
+      <w:rPr>
+        <w:rFonts w:ascii="Wingdings" w:hAnsi="Wingdings" w:hint="default"/>
+      </w:rPr>
+    </w:lvl>
+    <w:lvl w:ilvl="3" w:tplc="04090001" w:tentative="1">
+      <w:start w:val="1"/>
+      <w:numFmt w:val="bullet"/>
+      <w:lvlText w:val=""/>
+      <w:lvlJc w:val="left"/>
+      <w:pPr>
+        <w:ind w:left="3600" w:hanging="360"/>
+      </w:pPr>
+      <w:rPr>
+        <w:rFonts w:ascii="Symbol" w:hAnsi="Symbol" w:hint="default"/>
+      </w:rPr>
+    </w:lvl>
+    <w:lvl w:ilvl="4" w:tplc="04090003" w:tentative="1">
+      <w:start w:val="1"/>
+      <w:numFmt w:val="bullet"/>
+      <w:lvlText w:val="o"/>
+      <w:lvlJc w:val="left"/>
+      <w:pPr>
+        <w:ind w:left="4320" w:hanging="360"/>
+      </w:pPr>
+      <w:rPr>
+        <w:rFonts w:ascii="Courier New" w:hAnsi="Courier New" w:cs="Courier New" w:hint="default"/>
+      </w:rPr>
+    </w:lvl>
+    <w:lvl w:ilvl="5" w:tplc="04090005" w:tentative="1">
+      <w:start w:val="1"/>
+      <w:numFmt w:val="bullet"/>
+      <w:lvlText w:val=""/>
+      <w:lvlJc w:val="left"/>
+      <w:pPr>
+        <w:ind w:left="5040" w:hanging="360"/>
+      </w:pPr>
+      <w:rPr>
+        <w:rFonts w:ascii="Wingdings" w:hAnsi="Wingdings" w:hint="default"/>
+      </w:rPr>
+    </w:lvl>
+    <w:lvl w:ilvl="6" w:tplc="04090001" w:tentative="1">
+      <w:start w:val="1"/>
+      <w:numFmt w:val="bullet"/>
+      <w:lvlText w:val=""/>
+      <w:lvlJc w:val="left"/>
+      <w:pPr>
+        <w:ind w:left="5760" w:hanging="360"/>
+      </w:pPr>
+      <w:rPr>
+        <w:rFonts w:ascii="Symbol" w:hAnsi="Symbol" w:hint="default"/>
+      </w:rPr>
+    </w:lvl>
+    <w:lvl w:ilvl="7" w:tplc="04090003" w:tentative="1">
+      <w:start w:val="1"/>
+      <w:numFmt w:val="bullet"/>
+      <w:lvlText w:val="o"/>
+      <w:lvlJc w:val="left"/>
+      <w:pPr>
+        <w:ind w:left="6480" w:hanging="360"/>
+      </w:pPr>
+      <w:rPr>
+        <w:rFonts w:ascii="Courier New" w:hAnsi="Courier New" w:cs="Courier New" w:hint="default"/>
+      </w:rPr>
+    </w:lvl>
+    <w:lvl w:ilvl="8" w:tplc="04090005" w:tentative="1">
+      <w:start w:val="1"/>
+      <w:numFmt w:val="bullet"/>
+      <w:lvlText w:val=""/>
+      <w:lvlJc w:val="left"/>
+      <w:pPr>
+        <w:ind w:left="7200" w:hanging="360"/>
+      </w:pPr>
+      <w:rPr>
+        <w:rFonts w:ascii="Wingdings" w:hAnsi="Wingdings" w:hint="default"/>
+      </w:rPr>
+    </w:lvl>
+  </w:abstractNum>
+  <w:abstractNum w:abstractNumId="4" w15:restartNumberingAfterBreak="0">
+    <w:nsid w:val="3F7D552F"/>
+    <w:multiLevelType w:val="hybridMultilevel"/>
+    <w:tmpl w:val="6EE6E104"/>
+    <w:lvl w:ilvl="0" w:tplc="04090001">
+      <w:start w:val="1"/>
+      <w:numFmt w:val="bullet"/>
+      <w:lvlText w:val=""/>
+      <w:lvlJc w:val="left"/>
+      <w:pPr>
+        <w:ind w:left="1440" w:hanging="360"/>
+      </w:pPr>
+      <w:rPr>
+        <w:rFonts w:ascii="Symbol" w:hAnsi="Symbol" w:hint="default"/>
+      </w:rPr>
+    </w:lvl>
+    <w:lvl w:ilvl="1" w:tplc="04090003" w:tentative="1">
+      <w:start w:val="1"/>
+      <w:numFmt w:val="bullet"/>
+      <w:lvlText w:val="o"/>
+      <w:lvlJc w:val="left"/>
+      <w:pPr>
+        <w:ind w:left="2160" w:hanging="360"/>
+      </w:pPr>
+      <w:rPr>
+        <w:rFonts w:ascii="Courier New" w:hAnsi="Courier New" w:cs="Courier New" w:hint="default"/>
+      </w:rPr>
+    </w:lvl>
+    <w:lvl w:ilvl="2" w:tplc="04090005" w:tentative="1">
+      <w:start w:val="1"/>
+      <w:numFmt w:val="bullet"/>
+      <w:lvlText w:val=""/>
+      <w:lvlJc w:val="left"/>
+      <w:pPr>
+        <w:ind w:left="2880" w:hanging="360"/>
+      </w:pPr>
+      <w:rPr>
+        <w:rFonts w:ascii="Wingdings" w:hAnsi="Wingdings" w:hint="default"/>
+      </w:rPr>
+    </w:lvl>
+    <w:lvl w:ilvl="3" w:tplc="04090001" w:tentative="1">
+      <w:start w:val="1"/>
+      <w:numFmt w:val="bullet"/>
+      <w:lvlText w:val=""/>
+      <w:lvlJc w:val="left"/>
+      <w:pPr>
+        <w:ind w:left="3600" w:hanging="360"/>
+      </w:pPr>
+      <w:rPr>
+        <w:rFonts w:ascii="Symbol" w:hAnsi="Symbol" w:hint="default"/>
+      </w:rPr>
+    </w:lvl>
+    <w:lvl w:ilvl="4" w:tplc="04090003" w:tentative="1">
+      <w:start w:val="1"/>
+      <w:numFmt w:val="bullet"/>
+      <w:lvlText w:val="o"/>
+      <w:lvlJc w:val="left"/>
+      <w:pPr>
+        <w:ind w:left="4320" w:hanging="360"/>
+      </w:pPr>
+      <w:rPr>
+        <w:rFonts w:ascii="Courier New" w:hAnsi="Courier New" w:cs="Courier New" w:hint="default"/>
+      </w:rPr>
+    </w:lvl>
+    <w:lvl w:ilvl="5" w:tplc="04090005" w:tentative="1">
+      <w:start w:val="1"/>
+      <w:numFmt w:val="bullet"/>
+      <w:lvlText w:val=""/>
+      <w:lvlJc w:val="left"/>
+      <w:pPr>
+        <w:ind w:left="5040" w:hanging="360"/>
+      </w:pPr>
+      <w:rPr>
+        <w:rFonts w:ascii="Wingdings" w:hAnsi="Wingdings" w:hint="default"/>
+      </w:rPr>
+    </w:lvl>
+    <w:lvl w:ilvl="6" w:tplc="04090001" w:tentative="1">
+      <w:start w:val="1"/>
+      <w:numFmt w:val="bullet"/>
+      <w:lvlText w:val=""/>
+      <w:lvlJc w:val="left"/>
+      <w:pPr>
+        <w:ind w:left="5760" w:hanging="360"/>
+      </w:pPr>
+      <w:rPr>
+        <w:rFonts w:ascii="Symbol" w:hAnsi="Symbol" w:hint="default"/>
+      </w:rPr>
+    </w:lvl>
+    <w:lvl w:ilvl="7" w:tplc="04090003" w:tentative="1">
+      <w:start w:val="1"/>
+      <w:numFmt w:val="bullet"/>
+      <w:lvlText w:val="o"/>
+      <w:lvlJc w:val="left"/>
+      <w:pPr>
+        <w:ind w:left="6480" w:hanging="360"/>
+      </w:pPr>
+      <w:rPr>
+        <w:rFonts w:ascii="Courier New" w:hAnsi="Courier New" w:cs="Courier New" w:hint="default"/>
+      </w:rPr>
+    </w:lvl>
+    <w:lvl w:ilvl="8" w:tplc="04090005" w:tentative="1">
+      <w:start w:val="1"/>
+      <w:numFmt w:val="bullet"/>
+      <w:lvlText w:val=""/>
+      <w:lvlJc w:val="left"/>
+      <w:pPr>
+        <w:ind w:left="7200" w:hanging="360"/>
+      </w:pPr>
+      <w:rPr>
+        <w:rFonts w:ascii="Wingdings" w:hAnsi="Wingdings" w:hint="default"/>
+      </w:rPr>
+    </w:lvl>
+  </w:abstractNum>
+  <w:abstractNum w:abstractNumId="5" w15:restartNumberingAfterBreak="0">
+    <w:nsid w:val="452863F3"/>
+    <w:multiLevelType w:val="hybridMultilevel"/>
+    <w:tmpl w:val="5EBCEFE8"/>
+    <w:lvl w:ilvl="0" w:tplc="04090001">
+      <w:start w:val="1"/>
+      <w:numFmt w:val="bullet"/>
+      <w:lvlText w:val=""/>
+      <w:lvlJc w:val="left"/>
+      <w:pPr>
+        <w:ind w:left="1440" w:hanging="360"/>
+      </w:pPr>
+      <w:rPr>
+        <w:rFonts w:ascii="Symbol" w:hAnsi="Symbol" w:hint="default"/>
+      </w:rPr>
+    </w:lvl>
+    <w:lvl w:ilvl="1" w:tplc="04090003">
+      <w:start w:val="1"/>
+      <w:numFmt w:val="bullet"/>
+      <w:lvlText w:val="o"/>
+      <w:lvlJc w:val="left"/>
+      <w:pPr>
+        <w:ind w:left="2160" w:hanging="360"/>
+      </w:pPr>
+      <w:rPr>
+        <w:rFonts w:ascii="Courier New" w:hAnsi="Courier New" w:cs="Courier New" w:hint="default"/>
+      </w:rPr>
+    </w:lvl>
+    <w:lvl w:ilvl="2" w:tplc="04090005" w:tentative="1">
+      <w:start w:val="1"/>
+      <w:numFmt w:val="bullet"/>
+      <w:lvlText w:val=""/>
+      <w:lvlJc w:val="left"/>
+      <w:pPr>
+        <w:ind w:left="2880" w:hanging="360"/>
+      </w:pPr>
+      <w:rPr>
+        <w:rFonts w:ascii="Wingdings" w:hAnsi="Wingdings" w:hint="default"/>
+      </w:rPr>
+    </w:lvl>
+    <w:lvl w:ilvl="3" w:tplc="04090001" w:tentative="1">
+      <w:start w:val="1"/>
+      <w:numFmt w:val="bullet"/>
+      <w:lvlText w:val=""/>
+      <w:lvlJc w:val="left"/>
+      <w:pPr>
+        <w:ind w:left="3600" w:hanging="360"/>
+      </w:pPr>
+      <w:rPr>
+        <w:rFonts w:ascii="Symbol" w:hAnsi="Symbol" w:hint="default"/>
+      </w:rPr>
+    </w:lvl>
+    <w:lvl w:ilvl="4" w:tplc="04090003" w:tentative="1">
+      <w:start w:val="1"/>
+      <w:numFmt w:val="bullet"/>
+      <w:lvlText w:val="o"/>
+      <w:lvlJc w:val="left"/>
+      <w:pPr>
+        <w:ind w:left="4320" w:hanging="360"/>
+      </w:pPr>
+      <w:rPr>
+        <w:rFonts w:ascii="Courier New" w:hAnsi="Courier New" w:cs="Courier New" w:hint="default"/>
+      </w:rPr>
+    </w:lvl>
+    <w:lvl w:ilvl="5" w:tplc="04090005" w:tentative="1">
+      <w:start w:val="1"/>
+      <w:numFmt w:val="bullet"/>
+      <w:lvlText w:val=""/>
+      <w:lvlJc w:val="left"/>
+      <w:pPr>
+        <w:ind w:left="5040" w:hanging="360"/>
+      </w:pPr>
+      <w:rPr>
+        <w:rFonts w:ascii="Wingdings" w:hAnsi="Wingdings" w:hint="default"/>
+      </w:rPr>
+    </w:lvl>
+    <w:lvl w:ilvl="6" w:tplc="04090001" w:tentative="1">
+      <w:start w:val="1"/>
+      <w:numFmt w:val="bullet"/>
+      <w:lvlText w:val=""/>
+      <w:lvlJc w:val="left"/>
+      <w:pPr>
+        <w:ind w:left="5760" w:hanging="360"/>
+      </w:pPr>
+      <w:rPr>
+        <w:rFonts w:ascii="Symbol" w:hAnsi="Symbol" w:hint="default"/>
+      </w:rPr>
+    </w:lvl>
+    <w:lvl w:ilvl="7" w:tplc="04090003" w:tentative="1">
+      <w:start w:val="1"/>
+      <w:numFmt w:val="bullet"/>
+      <w:lvlText w:val="o"/>
+      <w:lvlJc w:val="left"/>
+      <w:pPr>
+        <w:ind w:left="6480" w:hanging="360"/>
+      </w:pPr>
+      <w:rPr>
+        <w:rFonts w:ascii="Courier New" w:hAnsi="Courier New" w:cs="Courier New" w:hint="default"/>
+      </w:rPr>
+    </w:lvl>
+    <w:lvl w:ilvl="8" w:tplc="04090005" w:tentative="1">
+      <w:start w:val="1"/>
+      <w:numFmt w:val="bullet"/>
+      <w:lvlText w:val=""/>
+      <w:lvlJc w:val="left"/>
+      <w:pPr>
+        <w:ind w:left="7200" w:hanging="360"/>
+      </w:pPr>
+      <w:rPr>
+        <w:rFonts w:ascii="Wingdings" w:hAnsi="Wingdings" w:hint="default"/>
+      </w:rPr>
+    </w:lvl>
+  </w:abstractNum>
+  <w:abstractNum w:abstractNumId="6" w15:restartNumberingAfterBreak="0">
+    <w:nsid w:val="45BF665C"/>
+    <w:multiLevelType w:val="hybridMultilevel"/>
+    <w:tmpl w:val="48DCB562"/>
+    <w:lvl w:ilvl="0" w:tplc="04090001">
+      <w:start w:val="1"/>
+      <w:numFmt w:val="bullet"/>
+      <w:lvlText w:val=""/>
+      <w:lvlJc w:val="left"/>
+      <w:pPr>
+        <w:ind w:left="720" w:hanging="360"/>
+      </w:pPr>
+      <w:rPr>
+        <w:rFonts w:ascii="Symbol" w:hAnsi="Symbol" w:hint="default"/>
+      </w:rPr>
+    </w:lvl>
+    <w:lvl w:ilvl="1" w:tplc="04090003" w:tentative="1">
+      <w:start w:val="1"/>
+      <w:numFmt w:val="bullet"/>
+      <w:lvlText w:val="o"/>
+      <w:lvlJc w:val="left"/>
+      <w:pPr>
+        <w:ind w:left="1440" w:hanging="360"/>
+      </w:pPr>
+      <w:rPr>
+        <w:rFonts w:ascii="Courier New" w:hAnsi="Courier New" w:cs="Courier New" w:hint="default"/>
+      </w:rPr>
+    </w:lvl>
+    <w:lvl w:ilvl="2" w:tplc="04090005" w:tentative="1">
+      <w:start w:val="1"/>
+      <w:numFmt w:val="bullet"/>
+      <w:lvlText w:val=""/>
+      <w:lvlJc w:val="left"/>
+      <w:pPr>
+        <w:ind w:left="2160" w:hanging="360"/>
+      </w:pPr>
+      <w:rPr>
+        <w:rFonts w:ascii="Wingdings" w:hAnsi="Wingdings" w:hint="default"/>
+      </w:rPr>
+    </w:lvl>
+    <w:lvl w:ilvl="3" w:tplc="04090001" w:tentative="1">
+      <w:start w:val="1"/>
+      <w:numFmt w:val="bullet"/>
+      <w:lvlText w:val=""/>
+      <w:lvlJc w:val="left"/>
+      <w:pPr>
+        <w:ind w:left="2880" w:hanging="360"/>
+      </w:pPr>
+      <w:rPr>
+        <w:rFonts w:ascii="Symbol" w:hAnsi="Symbol" w:hint="default"/>
+      </w:rPr>
+    </w:lvl>
+    <w:lvl w:ilvl="4" w:tplc="04090003" w:tentative="1">
+      <w:start w:val="1"/>
+      <w:numFmt w:val="bullet"/>
+      <w:lvlText w:val="o"/>
+      <w:lvlJc w:val="left"/>
+      <w:pPr>
+        <w:ind w:left="3600" w:hanging="360"/>
+      </w:pPr>
+      <w:rPr>
+        <w:rFonts w:ascii="Courier New" w:hAnsi="Courier New" w:cs="Courier New" w:hint="default"/>
+      </w:rPr>
+    </w:lvl>
+    <w:lvl w:ilvl="5" w:tplc="04090005" w:tentative="1">
+      <w:start w:val="1"/>
+      <w:numFmt w:val="bullet"/>
+      <w:lvlText w:val=""/>
+      <w:lvlJc w:val="left"/>
+      <w:pPr>
+        <w:ind w:left="4320" w:hanging="360"/>
+      </w:pPr>
+      <w:rPr>
+        <w:rFonts w:ascii="Wingdings" w:hAnsi="Wingdings" w:hint="default"/>
+      </w:rPr>
+    </w:lvl>
+    <w:lvl w:ilvl="6" w:tplc="04090001" w:tentative="1">
+      <w:start w:val="1"/>
+      <w:numFmt w:val="bullet"/>
+      <w:lvlText w:val=""/>
+      <w:lvlJc w:val="left"/>
+      <w:pPr>
+        <w:ind w:left="5040" w:hanging="360"/>
+      </w:pPr>
+      <w:rPr>
+        <w:rFonts w:ascii="Symbol" w:hAnsi="Symbol" w:hint="default"/>
+      </w:rPr>
+    </w:lvl>
+    <w:lvl w:ilvl="7" w:tplc="04090003" w:tentative="1">
+      <w:start w:val="1"/>
+      <w:numFmt w:val="bullet"/>
+      <w:lvlText w:val="o"/>
+      <w:lvlJc w:val="left"/>
+      <w:pPr>
+        <w:ind w:left="5760" w:hanging="360"/>
+      </w:pPr>
+      <w:rPr>
+        <w:rFonts w:ascii="Courier New" w:hAnsi="Courier New" w:cs="Courier New" w:hint="default"/>
+      </w:rPr>
+    </w:lvl>
+    <w:lvl w:ilvl="8" w:tplc="04090005" w:tentative="1">
+      <w:start w:val="1"/>
+      <w:numFmt w:val="bullet"/>
+      <w:lvlText w:val=""/>
+      <w:lvlJc w:val="left"/>
+      <w:pPr>
+        <w:ind w:left="6480" w:hanging="360"/>
+      </w:pPr>
+      <w:rPr>
+        <w:rFonts w:ascii="Wingdings" w:hAnsi="Wingdings" w:hint="default"/>
+      </w:rPr>
+    </w:lvl>
+  </w:abstractNum>
+  <w:abstractNum w:abstractNumId="7" w15:restartNumberingAfterBreak="0">
+    <w:nsid w:val="59490BC5"/>
+    <w:multiLevelType w:val="hybridMultilevel"/>
+    <w:tmpl w:val="7D9AE706"/>
+    <w:lvl w:ilvl="0" w:tplc="04090001">
+      <w:start w:val="1"/>
+      <w:numFmt w:val="bullet"/>
+      <w:lvlText w:val=""/>
+      <w:lvlJc w:val="left"/>
+      <w:pPr>
+        <w:ind w:left="1440" w:hanging="360"/>
+      </w:pPr>
+      <w:rPr>
+        <w:rFonts w:ascii="Symbol" w:hAnsi="Symbol" w:hint="default"/>
+      </w:rPr>
+    </w:lvl>
+    <w:lvl w:ilvl="1" w:tplc="04090003" w:tentative="1">
+      <w:start w:val="1"/>
+      <w:numFmt w:val="bullet"/>
+      <w:lvlText w:val="o"/>
+      <w:lvlJc w:val="left"/>
+      <w:pPr>
+        <w:ind w:left="2160" w:hanging="360"/>
+      </w:pPr>
+      <w:rPr>
+        <w:rFonts w:ascii="Courier New" w:hAnsi="Courier New" w:cs="Courier New" w:hint="default"/>
+      </w:rPr>
+    </w:lvl>
+    <w:lvl w:ilvl="2" w:tplc="04090005" w:tentative="1">
+      <w:start w:val="1"/>
+      <w:numFmt w:val="bullet"/>
+      <w:lvlText w:val=""/>
+      <w:lvlJc w:val="left"/>
+      <w:pPr>
+        <w:ind w:left="2880" w:hanging="360"/>
+      </w:pPr>
+      <w:rPr>
+        <w:rFonts w:ascii="Wingdings" w:hAnsi="Wingdings" w:hint="default"/>
+      </w:rPr>
+    </w:lvl>
+    <w:lvl w:ilvl="3" w:tplc="04090001" w:tentative="1">
+      <w:start w:val="1"/>
+      <w:numFmt w:val="bullet"/>
+      <w:lvlText w:val=""/>
+      <w:lvlJc w:val="left"/>
+      <w:pPr>
+        <w:ind w:left="3600" w:hanging="360"/>
+      </w:pPr>
+      <w:rPr>
+        <w:rFonts w:ascii="Symbol" w:hAnsi="Symbol" w:hint="default"/>
+      </w:rPr>
+    </w:lvl>
+    <w:lvl w:ilvl="4" w:tplc="04090003" w:tentative="1">
+      <w:start w:val="1"/>
+      <w:numFmt w:val="bullet"/>
+      <w:lvlText w:val="o"/>
+      <w:lvlJc w:val="left"/>
+      <w:pPr>
+        <w:ind w:left="4320" w:hanging="360"/>
+      </w:pPr>
+      <w:rPr>
+        <w:rFonts w:ascii="Courier New" w:hAnsi="Courier New" w:cs="Courier New" w:hint="default"/>
+      </w:rPr>
+    </w:lvl>
+    <w:lvl w:ilvl="5" w:tplc="04090005" w:tentative="1">
+      <w:start w:val="1"/>
+      <w:numFmt w:val="bullet"/>
+      <w:lvlText w:val=""/>
+      <w:lvlJc w:val="left"/>
+      <w:pPr>
+        <w:ind w:left="5040" w:hanging="360"/>
+      </w:pPr>
+      <w:rPr>
+        <w:rFonts w:ascii="Wingdings" w:hAnsi="Wingdings" w:hint="default"/>
+      </w:rPr>
+    </w:lvl>
+    <w:lvl w:ilvl="6" w:tplc="04090001" w:tentative="1">
+      <w:start w:val="1"/>
+      <w:numFmt w:val="bullet"/>
+      <w:lvlText w:val=""/>
+      <w:lvlJc w:val="left"/>
+      <w:pPr>
+        <w:ind w:left="5760" w:hanging="360"/>
+      </w:pPr>
+      <w:rPr>
+        <w:rFonts w:ascii="Symbol" w:hAnsi="Symbol" w:hint="default"/>
+      </w:rPr>
+    </w:lvl>
+    <w:lvl w:ilvl="7" w:tplc="04090003" w:tentative="1">
+      <w:start w:val="1"/>
+      <w:numFmt w:val="bullet"/>
+      <w:lvlText w:val="o"/>
+      <w:lvlJc w:val="left"/>
+      <w:pPr>
+        <w:ind w:left="6480" w:hanging="360"/>
+      </w:pPr>
+      <w:rPr>
+        <w:rFonts w:ascii="Courier New" w:hAnsi="Courier New" w:cs="Courier New" w:hint="default"/>
+      </w:rPr>
+    </w:lvl>
+    <w:lvl w:ilvl="8" w:tplc="04090005" w:tentative="1">
+      <w:start w:val="1"/>
+      <w:numFmt w:val="bullet"/>
+      <w:lvlText w:val=""/>
+      <w:lvlJc w:val="left"/>
+      <w:pPr>
+        <w:ind w:left="7200" w:hanging="360"/>
+      </w:pPr>
+      <w:rPr>
+        <w:rFonts w:ascii="Wingdings" w:hAnsi="Wingdings" w:hint="default"/>
+      </w:rPr>
+    </w:lvl>
+  </w:abstractNum>
+  <w:abstractNum w:abstractNumId="8" w15:restartNumberingAfterBreak="0">
     <w:nsid w:val="60235877"/>
     <w:multiLevelType w:val="hybridMultilevel"/>
     <w:tmpl w:val="1772C6D0"/>
@@ -1681,7 +3170,7 @@
       </w:rPr>
     </w:lvl>
   </w:abstractNum>
-  <w:abstractNum w:abstractNumId="2" w15:restartNumberingAfterBreak="0">
+  <w:abstractNum w:abstractNumId="9" w15:restartNumberingAfterBreak="0">
     <w:nsid w:val="71A16FBA"/>
     <w:multiLevelType w:val="hybridMultilevel"/>
     <w:tmpl w:val="1DDE460E"/>
@@ -1794,7 +3283,7 @@
       </w:rPr>
     </w:lvl>
   </w:abstractNum>
-  <w:abstractNum w:abstractNumId="3" w15:restartNumberingAfterBreak="0">
+  <w:abstractNum w:abstractNumId="10" w15:restartNumberingAfterBreak="0">
     <w:nsid w:val="77844205"/>
     <w:multiLevelType w:val="hybridMultilevel"/>
     <w:tmpl w:val="01486448"/>
@@ -1907,7 +3396,7 @@
       </w:rPr>
     </w:lvl>
   </w:abstractNum>
-  <w:abstractNum w:abstractNumId="4" w15:restartNumberingAfterBreak="0">
+  <w:abstractNum w:abstractNumId="11" w15:restartNumberingAfterBreak="0">
     <w:nsid w:val="7FFC4640"/>
     <w:multiLevelType w:val="hybridMultilevel"/>
     <w:tmpl w:val="75DAB986"/>
@@ -2021,19 +3510,40 @@
     </w:lvl>
   </w:abstractNum>
   <w:num w:numId="1" w16cid:durableId="1935819492">
+    <w:abstractNumId w:val="10"/>
+  </w:num>
+  <w:num w:numId="2" w16cid:durableId="574751299">
+    <w:abstractNumId w:val="11"/>
+  </w:num>
+  <w:num w:numId="3" w16cid:durableId="1251617637">
+    <w:abstractNumId w:val="9"/>
+  </w:num>
+  <w:num w:numId="4" w16cid:durableId="1709914693">
+    <w:abstractNumId w:val="2"/>
+  </w:num>
+  <w:num w:numId="5" w16cid:durableId="1746567135">
+    <w:abstractNumId w:val="8"/>
+  </w:num>
+  <w:num w:numId="6" w16cid:durableId="893809449">
+    <w:abstractNumId w:val="5"/>
+  </w:num>
+  <w:num w:numId="7" w16cid:durableId="397636299">
+    <w:abstractNumId w:val="1"/>
+  </w:num>
+  <w:num w:numId="8" w16cid:durableId="135608978">
     <w:abstractNumId w:val="3"/>
   </w:num>
-  <w:num w:numId="2" w16cid:durableId="574751299">
+  <w:num w:numId="9" w16cid:durableId="52243634">
+    <w:abstractNumId w:val="7"/>
+  </w:num>
+  <w:num w:numId="10" w16cid:durableId="837039682">
     <w:abstractNumId w:val="4"/>
   </w:num>
-  <w:num w:numId="3" w16cid:durableId="1251617637">
-    <w:abstractNumId w:val="2"/>
+  <w:num w:numId="11" w16cid:durableId="19471940">
+    <w:abstractNumId w:val="6"/>
   </w:num>
-  <w:num w:numId="4" w16cid:durableId="1709914693">
+  <w:num w:numId="12" w16cid:durableId="1243640406">
     <w:abstractNumId w:val="0"/>
-  </w:num>
-  <w:num w:numId="5" w16cid:durableId="1746567135">
-    <w:abstractNumId w:val="1"/>
   </w:num>
 </w:numbering>
 </file>

--- a/writing/taxa_interaction_notes.docx
+++ b/writing/taxa_interaction_notes.docx
@@ -652,12 +652,21 @@
           <w:rFonts w:ascii="Times New Roman" w:hAnsi="Times New Roman" w:cs="Times New Roman"/>
         </w:rPr>
       </w:pPr>
-      <w:r>
-        <w:rPr>
-          <w:rFonts w:ascii="Times New Roman" w:hAnsi="Times New Roman" w:cs="Times New Roman"/>
-          <w:kern w:val="0"/>
-        </w:rPr>
-        <w:t>Anti-inflammatory SCFA producers, may be actively responding to high neo</w:t>
+      <w:proofErr w:type="spellStart"/>
+      <w:r>
+        <w:rPr>
+          <w:rFonts w:ascii="Times New Roman" w:hAnsi="Times New Roman" w:cs="Times New Roman"/>
+          <w:kern w:val="0"/>
+        </w:rPr>
+        <w:t>Antiinflammatory</w:t>
+      </w:r>
+      <w:proofErr w:type="spellEnd"/>
+      <w:r>
+        <w:rPr>
+          <w:rFonts w:ascii="Times New Roman" w:hAnsi="Times New Roman" w:cs="Times New Roman"/>
+          <w:kern w:val="0"/>
+        </w:rPr>
+        <w:t xml:space="preserve"> SCFA producers, may be actively responding to high neo</w:t>
       </w:r>
       <w:r>
         <w:rPr>
